--- a/pano-3aralik-sloganlar.docx
+++ b/pano-3aralik-sloganlar.docx
@@ -3,10 +3,13 @@
 <w:document xmlns:wpc="http://schemas.microsoft.com/office/word/2010/wordprocessingCanvas" xmlns:mo="http://schemas.microsoft.com/office/mac/office/2008/main" xmlns:mc="http://schemas.openxmlformats.org/markup-compatibility/2006" xmlns:mv="urn:schemas-microsoft-com:mac:vml" xmlns:o="urn:schemas-microsoft-com:office:office" xmlns:r="http://schemas.openxmlformats.org/officeDocument/2006/relationships" xmlns:m="http://schemas.openxmlformats.org/officeDocument/2006/math" xmlns:v="urn:schemas-microsoft-com:vml" xmlns:wp14="http://schemas.microsoft.com/office/word/2010/wordprocessingDrawing" xmlns:wp="http://schemas.openxmlformats.org/drawingml/2006/wordprocessingDrawing" xmlns:w10="urn:schemas-microsoft-com:office:word" xmlns:w="http://schemas.openxmlformats.org/wordprocessingml/2006/main" xmlns:w14="http://schemas.microsoft.com/office/word/2010/wordml" xmlns:wpg="http://schemas.microsoft.com/office/word/2010/wordprocessingGroup" xmlns:wpi="http://schemas.microsoft.com/office/word/2010/wordprocessingInk" xmlns:wne="http://schemas.microsoft.com/office/word/2006/wordml" xmlns:wps="http://schemas.microsoft.com/office/word/2010/wordprocessingShape" mc:Ignorable="w14 wp14">
   <w:body>
     <w:p>
+      <w:pPr>
+        <w:spacing w:before="0" w:after="0"/>
+      </w:pPr>
       <w:r>
         <w:drawing>
           <wp:inline xmlns:a="http://schemas.openxmlformats.org/drawingml/2006/main" xmlns:pic="http://schemas.openxmlformats.org/drawingml/2006/picture">
-            <wp:extent cx="10674000" cy="7506000"/>
+            <wp:extent cx="10674000" cy="7546043"/>
             <wp:docPr id="1" name="Picture 1"/>
             <wp:cNvGraphicFramePr>
               <a:graphicFrameLocks noChangeAspect="1"/>
@@ -27,7 +30,7 @@
                   <pic:spPr>
                     <a:xfrm>
                       <a:off x="0" y="0"/>
-                      <a:ext cx="10674000" cy="7506000"/>
+                      <a:ext cx="10674000" cy="7546043"/>
                     </a:xfrm>
                     <a:prstGeom prst="rect"/>
                   </pic:spPr>
@@ -49,10 +52,13 @@
       </w:pPr>
     </w:p>
     <w:p>
+      <w:pPr>
+        <w:spacing w:before="0" w:after="0"/>
+      </w:pPr>
       <w:r>
         <w:drawing>
           <wp:inline xmlns:a="http://schemas.openxmlformats.org/drawingml/2006/main" xmlns:pic="http://schemas.openxmlformats.org/drawingml/2006/picture">
-            <wp:extent cx="10674000" cy="7506000"/>
+            <wp:extent cx="10674000" cy="7546043"/>
             <wp:docPr id="2" name="Picture 2"/>
             <wp:cNvGraphicFramePr>
               <a:graphicFrameLocks noChangeAspect="1"/>
@@ -73,7 +79,7 @@
                   <pic:spPr>
                     <a:xfrm>
                       <a:off x="0" y="0"/>
-                      <a:ext cx="10674000" cy="7506000"/>
+                      <a:ext cx="10674000" cy="7546043"/>
                     </a:xfrm>
                     <a:prstGeom prst="rect"/>
                   </pic:spPr>
@@ -95,10 +101,13 @@
       </w:pPr>
     </w:p>
     <w:p>
+      <w:pPr>
+        <w:spacing w:before="0" w:after="0"/>
+      </w:pPr>
       <w:r>
         <w:drawing>
           <wp:inline xmlns:a="http://schemas.openxmlformats.org/drawingml/2006/main" xmlns:pic="http://schemas.openxmlformats.org/drawingml/2006/picture">
-            <wp:extent cx="10674000" cy="7506000"/>
+            <wp:extent cx="10674000" cy="7546043"/>
             <wp:docPr id="3" name="Picture 3"/>
             <wp:cNvGraphicFramePr>
               <a:graphicFrameLocks noChangeAspect="1"/>
@@ -119,7 +128,7 @@
                   <pic:spPr>
                     <a:xfrm>
                       <a:off x="0" y="0"/>
-                      <a:ext cx="10674000" cy="7506000"/>
+                      <a:ext cx="10674000" cy="7546043"/>
                     </a:xfrm>
                     <a:prstGeom prst="rect"/>
                   </pic:spPr>
@@ -141,10 +150,13 @@
       </w:pPr>
     </w:p>
     <w:p>
+      <w:pPr>
+        <w:spacing w:before="0" w:after="0"/>
+      </w:pPr>
       <w:r>
         <w:drawing>
           <wp:inline xmlns:a="http://schemas.openxmlformats.org/drawingml/2006/main" xmlns:pic="http://schemas.openxmlformats.org/drawingml/2006/picture">
-            <wp:extent cx="10674000" cy="7506000"/>
+            <wp:extent cx="10674000" cy="7546043"/>
             <wp:docPr id="4" name="Picture 4"/>
             <wp:cNvGraphicFramePr>
               <a:graphicFrameLocks noChangeAspect="1"/>
@@ -165,7 +177,7 @@
                   <pic:spPr>
                     <a:xfrm>
                       <a:off x="0" y="0"/>
-                      <a:ext cx="10674000" cy="7506000"/>
+                      <a:ext cx="10674000" cy="7546043"/>
                     </a:xfrm>
                     <a:prstGeom prst="rect"/>
                   </pic:spPr>
@@ -187,10 +199,13 @@
       </w:pPr>
     </w:p>
     <w:p>
+      <w:pPr>
+        <w:spacing w:before="0" w:after="0"/>
+      </w:pPr>
       <w:r>
         <w:drawing>
           <wp:inline xmlns:a="http://schemas.openxmlformats.org/drawingml/2006/main" xmlns:pic="http://schemas.openxmlformats.org/drawingml/2006/picture">
-            <wp:extent cx="10674000" cy="7506000"/>
+            <wp:extent cx="10674000" cy="7546043"/>
             <wp:docPr id="5" name="Picture 5"/>
             <wp:cNvGraphicFramePr>
               <a:graphicFrameLocks noChangeAspect="1"/>
@@ -211,7 +226,7 @@
                   <pic:spPr>
                     <a:xfrm>
                       <a:off x="0" y="0"/>
-                      <a:ext cx="10674000" cy="7506000"/>
+                      <a:ext cx="10674000" cy="7546043"/>
                     </a:xfrm>
                     <a:prstGeom prst="rect"/>
                   </pic:spPr>
@@ -233,10 +248,13 @@
       </w:pPr>
     </w:p>
     <w:p>
+      <w:pPr>
+        <w:spacing w:before="0" w:after="0"/>
+      </w:pPr>
       <w:r>
         <w:drawing>
           <wp:inline xmlns:a="http://schemas.openxmlformats.org/drawingml/2006/main" xmlns:pic="http://schemas.openxmlformats.org/drawingml/2006/picture">
-            <wp:extent cx="10674000" cy="7506000"/>
+            <wp:extent cx="10674000" cy="7546043"/>
             <wp:docPr id="6" name="Picture 6"/>
             <wp:cNvGraphicFramePr>
               <a:graphicFrameLocks noChangeAspect="1"/>
@@ -257,7 +275,7 @@
                   <pic:spPr>
                     <a:xfrm>
                       <a:off x="0" y="0"/>
-                      <a:ext cx="10674000" cy="7506000"/>
+                      <a:ext cx="10674000" cy="7546043"/>
                     </a:xfrm>
                     <a:prstGeom prst="rect"/>
                   </pic:spPr>
@@ -279,10 +297,13 @@
       </w:pPr>
     </w:p>
     <w:p>
+      <w:pPr>
+        <w:spacing w:before="0" w:after="0"/>
+      </w:pPr>
       <w:r>
         <w:drawing>
           <wp:inline xmlns:a="http://schemas.openxmlformats.org/drawingml/2006/main" xmlns:pic="http://schemas.openxmlformats.org/drawingml/2006/picture">
-            <wp:extent cx="10674000" cy="7506000"/>
+            <wp:extent cx="10674000" cy="7546043"/>
             <wp:docPr id="7" name="Picture 7"/>
             <wp:cNvGraphicFramePr>
               <a:graphicFrameLocks noChangeAspect="1"/>
@@ -303,7 +324,7 @@
                   <pic:spPr>
                     <a:xfrm>
                       <a:off x="0" y="0"/>
-                      <a:ext cx="10674000" cy="7506000"/>
+                      <a:ext cx="10674000" cy="7546043"/>
                     </a:xfrm>
                     <a:prstGeom prst="rect"/>
                   </pic:spPr>
@@ -325,10 +346,13 @@
       </w:pPr>
     </w:p>
     <w:p>
+      <w:pPr>
+        <w:spacing w:before="0" w:after="0"/>
+      </w:pPr>
       <w:r>
         <w:drawing>
           <wp:inline xmlns:a="http://schemas.openxmlformats.org/drawingml/2006/main" xmlns:pic="http://schemas.openxmlformats.org/drawingml/2006/picture">
-            <wp:extent cx="10674000" cy="7506000"/>
+            <wp:extent cx="10674000" cy="7546043"/>
             <wp:docPr id="8" name="Picture 8"/>
             <wp:cNvGraphicFramePr>
               <a:graphicFrameLocks noChangeAspect="1"/>
@@ -349,7 +373,7 @@
                   <pic:spPr>
                     <a:xfrm>
                       <a:off x="0" y="0"/>
-                      <a:ext cx="10674000" cy="7506000"/>
+                      <a:ext cx="10674000" cy="7546043"/>
                     </a:xfrm>
                     <a:prstGeom prst="rect"/>
                   </pic:spPr>
@@ -733,12 +757,6 @@
     <w:name w:val="Normal"/>
     <w:qFormat/>
     <w:rsid w:val="00FC693F"/>
-    <w:pPr>
-      <w:spacing w:after="0" w:before="0"/>
-    </w:pPr>
-    <w:rPr>
-      <w:sz w:val="2"/>
-    </w:rPr>
   </w:style>
   <w:style w:type="paragraph" w:styleId="Header">
     <w:name w:val="header"/>
